--- a/companies/meridian-actuarial/People/2020.06.20 - Onboarding - Michelle Banks.docx
+++ b/companies/meridian-actuarial/People/2020.06.20 - Onboarding - Michelle Banks.docx
@@ -3,18 +3,26 @@
 <w:document xmlns:wpc="http://schemas.microsoft.com/office/word/2010/wordprocessingCanvas" xmlns:mo="http://schemas.microsoft.com/office/mac/office/2008/main" xmlns:mc="http://schemas.openxmlformats.org/markup-compatibility/2006" xmlns:mv="urn:schemas-microsoft-com:mac:vml" xmlns:o="urn:schemas-microsoft-com:office:office" xmlns:r="http://schemas.openxmlformats.org/officeDocument/2006/relationships" xmlns:m="http://schemas.openxmlformats.org/officeDocument/2006/math" xmlns:v="urn:schemas-microsoft-com:vml" xmlns:wp14="http://schemas.microsoft.com/office/word/2010/wordprocessingDrawing" xmlns:wp="http://schemas.openxmlformats.org/drawingml/2006/wordprocessingDrawing" xmlns:w10="urn:schemas-microsoft-com:office:word" xmlns:w="http://schemas.openxmlformats.org/wordprocessingml/2006/main" xmlns:w14="http://schemas.microsoft.com/office/word/2010/wordml" xmlns:wpg="http://schemas.microsoft.com/office/word/2010/wordprocessingGroup" xmlns:wpi="http://schemas.microsoft.com/office/word/2010/wordprocessingInk" xmlns:wne="http://schemas.microsoft.com/office/word/2006/wordml" xmlns:wps="http://schemas.microsoft.com/office/word/2010/wordprocessingShape" mc:Ignorable="w14 wp14">
   <w:body>
     <w:p>
+      <w:pPr>
+        <w:pStyle w:val="Heading1"/>
+      </w:pPr>
       <w:r>
-        <w:t>Michelle Banks, we are glad to have you with us. I like to put a new colleague's first weeks in writing, so that you are not left reconstructing how the place works from whatever you happen to overhear. This is the short version.</w:t>
+        <w:t>New associate in the consulting group</w:t>
       </w:r>
     </w:p>
     <w:p>
       <w:r>
-        <w:t>You come in as an Actuarial Associate on the consulting side. Your early work is the intake end of a valuation: taking in the client data, getting it into shape, and running the first calculations off it before any of it reaches a report. You will report to Jennifer Vasquez, our Consulting Actuary, who sets the valuation schedule and is your first stop when a file or an assumption does not sit right. She will hand you your assignments and answer the questions that come up early.</w:t>
+        <w:t>Michelle Banks joined us this month as an Actuarial Associate. We have wanted another associate on the valuation side for a while, and we are pleased that it is her. She is starting at an odd time. The whole firm is working from home for now, so her first weeks will run on phone calls, video calls and the shared drive. That is harder on a new person than on the rest of us, and we will check in with her more often than we would across a desk.</w:t>
       </w:r>
     </w:p>
     <w:p>
       <w:r>
-        <w:t>A few things for the early weeks:</w:t>
+        <w:t>Michelle reports to Jennifer Vasquez, Consulting Actuary, and sits with the consulting group. Most of her work will be data validation and benefit calculations. In practice that means testing each census file against the prior year, following up on members who appear, drop out or change status without explanation, and calculating individual benefits under the plan's terms. In time she will also answer questions from fund administrators about how a plan provision works. Administrators act on what we tell them. Each answer has to be correct and has to say what it rests on, including any provision we have read one way when another reading is possible.</w:t>
+      </w:r>
+    </w:p>
+    <w:p>
+      <w:r>
+        <w:t>None of us can pass on our habits by working beside her, so we have written down what her first period should cover. The items are in rough order:</w:t>
       </w:r>
     </w:p>
     <w:p>
@@ -22,7 +30,7 @@
         <w:pStyle w:val="ListBullet"/>
       </w:pPr>
       <w:r>
-        <w:t>Start inside a live workbook and follow a valuation from the raw client file to the finished exhibit. The mechanics come first, and the judgment comes later; there is no rush to it.</w:t>
+        <w:t>1. Confirm that her laptop and remote connection work, and that she can open the shared client folders and the valuation files she will be checking.</w:t>
       </w:r>
     </w:p>
     <w:p>
@@ -30,7 +38,7 @@
         <w:pStyle w:val="ListBullet"/>
       </w:pPr>
       <w:r>
-        <w:t>When a number does not tie or a data file raises a question, write the question down and bring it up. We would far rather see an open question named than an answer guessed at.</w:t>
+        <w:t>2. Read the firm's standard wording on data reliance and on the qualifications we attach to results, before she drafts anything a client will see.</w:t>
       </w:r>
     </w:p>
     <w:p>
@@ -38,17 +46,28 @@
         <w:pStyle w:val="ListBullet"/>
       </w:pPr>
       <w:r>
-        <w:t>Read our reports alongside the workbooks that feed them. The careful language of a report is a skill of its own, and you will pick it up faster by seeing which figure in the exhibit each sentence is standing on.</w:t>
+        <w:t>3. Work through the census checks on a valuation already under way, with Jennifer Vasquez reviewing each check she makes.</w:t>
+      </w:r>
+    </w:p>
+    <w:p>
+      <w:pPr>
+        <w:pStyle w:val="ListBullet"/>
+      </w:pPr>
+      <w:r>
+        <w:t>4. Keep her open questions in one numbered list, so that answers by email or on a call can refer back to each item.</w:t>
+      </w:r>
+    </w:p>
+    <w:p>
+      <w:pPr>
+        <w:pStyle w:val="ListBullet"/>
+      </w:pPr>
+      <w:r>
+        <w:t>5. Hold a standing call with Jennifer Vasquez twice a week through the summer, and move it to weekly when they both agree it is time.</w:t>
       </w:r>
     </w:p>
     <w:p>
       <w:r>
-        <w:t>It helps to know whom the work serves. Our clients are boards, trustees, and an insurer who have to fund promises that come due decades from now, and they build real decisions on the numbers we hand them. That is why we are careful to the point of tedium about the data underneath. The reconciliation you will start on is not clerical work; it is the foundation the opinion stands on. Find me in your first week and we will walk a current valuation together. Welcome aboard.</w:t>
-      </w:r>
-    </w:p>
-    <w:p>
-      <w:r>
-        <w:t>Robert Lawrence, Managing Actuary</w:t>
+        <w:t>Robert Lawrence will join one of those calls each month to hear how the arrangement is working. We would like to know what is hard to learn at a distance, so that we can make it easier for her and for whoever starts this way next. Her desk will be ready for her when the office opens again.</w:t>
       </w:r>
     </w:p>
     <w:sectPr>
